--- a/_includes/projects/current/ebmp/output/ebmp.docx
+++ b/_includes/projects/current/ebmp/output/ebmp.docx
@@ -74,9 +74,9 @@
       <w:pPr>
         <w:pStyle w:val="Heading4"/>
       </w:pPr>
-      <w:bookmarkStart w:id="21" w:name="to-write-on"/>
-      <w:r>
-        <w:t xml:space="preserve">To Write On</w:t>
+      <w:bookmarkStart w:id="21" w:name="to-write-on-will-be-updated"/>
+      <w:r>
+        <w:t xml:space="preserve">To Write On (Will be updated)</w:t>
       </w:r>
       <w:bookmarkEnd w:id="21"/>
     </w:p>
@@ -111,17 +111,7 @@
     </w:p>
     <w:p>
       <w:pPr>
-        <w:pStyle w:val="Heading4"/>
-      </w:pPr>
-      <w:bookmarkStart w:id="22" w:name="references"/>
-      <w:r>
-        <w:t xml:space="preserve">References</w:t>
-      </w:r>
-      <w:bookmarkEnd w:id="22"/>
-    </w:p>
-    <w:p>
-      <w:pPr>
-        <w:pStyle w:val="FirstParagraph"/>
+        <w:pStyle w:val="BodyText"/>
       </w:pPr>
       <w:r>
         <w:t xml:space="preserve"> </w:t>
